--- a/output/투자계약서 체크리스트 및 의무기재사항확인서_듀셀.docx
+++ b/output/투자계약서 체크리스트 및 의무기재사항확인서_듀셀.docx
@@ -1790,7 +1790,6 @@
                 <w:szCs w:val="20"/>
                 <w:highlight w:val="yellow"/>
               </w:rPr>
-              <w:t>1.44%</w:t>
             </w:r>
             <w:r>
               <w:rPr>
@@ -1852,7 +1851,7 @@
                 <w:szCs w:val="20"/>
                 <w:highlight w:val="yellow"/>
               </w:rPr>
-              <w:t>경기도 성남시 분당구 대왕판교로 660, 30호(삼평동, 유스페이스1)</w:t>
+              <w:t>경기도 성남시 분당구 대왕판교로 660, 307호(삼평동, 유스페이스1)</w:t>
             </w:r>
             <w:r>
               <w:rPr>
@@ -2299,14 +2298,6 @@
                 <w:highlight w:val="yellow"/>
               </w:rPr>
             </w:r>
-            <w:r>
-              <w:rPr>
-                <w:color w:val="FF0000"/>
-                <w:sz w:val="16"/>
-              </w:rPr>
-              <w:br/>
-              <w:t>⚠ 불일치: 투심보고서=500,010,000원, 투자계약서=1,000,000,378원. 확인 필요.</w:t>
-            </w:r>
           </w:p>
         </w:tc>
         <w:tc>
@@ -2568,14 +2559,6 @@
                 <w:highlight w:val="yellow"/>
               </w:rPr>
             </w:r>
-            <w:r>
-              <w:rPr>
-                <w:color w:val="FF0000"/>
-                <w:sz w:val="16"/>
-              </w:rPr>
-              <w:br/>
-              <w:t>⚠ 불일치: 투심보고서=6,215원, 투자계약서=6,214원. 확인 필요.</w:t>
-            </w:r>
           </w:p>
         </w:tc>
         <w:tc>
@@ -2817,7 +2800,6 @@
                 <w:color w:val="auto"/>
                 <w:highlight w:val="yellow"/>
               </w:rPr>
-              <w:t>1.44%</w:t>
             </w:r>
             <w:r>
               <w:rPr>
@@ -2946,9 +2928,9 @@
               <w:br/>
               <w:t>상환조건: 투자 3년후부터 연복리 5%로 상환청구가능</w:t>
               <w:br/>
-              <w:t>전환조건: 존속기간 이후 보통주 자동 전환, 우선주 1주당 보통주 1주로 전환</w:t>
+              <w:t>전환조건: 발행일 익일부터 만기까지, 존속기간 이후 보통주 자동 전환, 우선주 1주당 보통주 1주로 전환</w:t>
               <w:br/>
-              <w:t>Refixing: IPO/M&amp;A 70%</w:t>
+              <w:t>Refixing: IPO/M&amp;A 70%, 투자단가 이하 유상증자 등</w:t>
               <w:br/>
               <w:t>이해관계인의 주식 처분시 투자자의 우선매수권, 공동매도참여권</w:t>
             </w:r>
@@ -3312,6 +3294,11 @@
                 <w:color w:val="auto"/>
                 <w:highlight w:val="yellow"/>
               </w:rPr>
+              <w:t>주식매수청구권 : 투자원금 및 연 12%</w:t>
+              <w:br/>
+              <w:t>위약벌 : 투자원금의 12%</w:t>
+              <w:br/>
+              <w:t>지연배상금 : 실제 지급일까지 연 12%</w:t>
             </w:r>
             <w:proofErr w:type="gramEnd"/>
             <w:r>
@@ -3695,7 +3682,7 @@
                 <w:color w:val="auto"/>
                 <w:highlight w:val="yellow"/>
               </w:rPr>
-              <w:t>제12조: 투자금의 용도 및 제한</w:t>
+              <w:t>제7조: 투자금의 용도 및 제한</w:t>
               <w:br/>
               <w:t>[별지3] 투자금의 사용용도 및 실사 약정</w:t>
             </w:r>
@@ -3855,7 +3842,7 @@
                 <w:color w:val="auto"/>
                 <w:highlight w:val="yellow"/>
               </w:rPr>
-              <w:t>제2조: 주식매수청구권</w:t>
+              <w:t>제18조: 주식매수청구권</w:t>
               <w:br/>
               <w:t>제19조: 손해배상 및 위약벌</w:t>
               <w:br/>
@@ -3989,7 +3976,7 @@
                 <w:color w:val="auto"/>
                 <w:highlight w:val="yellow"/>
               </w:rPr>
-              <w:t>제12조: 투자금의 용도 및 제한</w:t>
+              <w:t>제7조: 투자금의 용도 및 제한</w:t>
               <w:br/>
               <w:t>[별지3] 투자금의 사용용도 및 실사 약정</w:t>
             </w:r>
@@ -4128,7 +4115,7 @@
                 <w:color w:val="auto"/>
                 <w:highlight w:val="yellow"/>
               </w:rPr>
-              <w:t>제12조: 투자금의 용도 및 제한</w:t>
+              <w:t>제7조: 투자금의 용도 및 제한</w:t>
               <w:br/>
               <w:t>[별지3] 투자금의 사용용도 및 실사 약정</w:t>
             </w:r>
@@ -4288,7 +4275,7 @@
                 <w:color w:val="auto"/>
                 <w:highlight w:val="yellow"/>
               </w:rPr>
-              <w:t>제2조: 주식매수청구권</w:t>
+              <w:t>제18조: 주식매수청구권</w:t>
               <w:br/>
               <w:t>제19조: 손해배상 및 위약벌</w:t>
               <w:br/>
